--- a/templates/documents/CONTRATOS CIVILES/CONTRATOS BAJO FIRMA PRIVADA/FINANCIEROS/CONTRATO DE CESION DE CREDITO.docx
+++ b/templates/documents/CONTRATOS CIVILES/CONTRATOS BAJO FIRMA PRIVADA/FINANCIEROS/CONTRATO DE CESION DE CREDITO.docx
@@ -4,435 +4,763 @@
   <w:body>
     <w:p>
       <w:pPr>
+        <w:spacing w:after="0" w:line="240" w:lineRule="auto"/>
         <w:jc w:val="center"/>
         <w:rPr>
           <w:rFonts w:ascii="Abadi" w:hAnsi="Abadi"/>
-          <w:b/>
-          <w:bCs/>
-        </w:rPr>
-      </w:pPr>
-      <w:r>
-        <w:rPr>
-          <w:rFonts w:ascii="Abadi" w:hAnsi="Abadi"/>
-          <w:b/>
-          <w:bCs/>
-        </w:rPr>
-        <w:t>Acto de Cesión de Crédito</w:t>
-      </w:r>
-    </w:p>
-    <w:p>
-      <w:pPr>
-        <w:jc w:val="both"/>
-        <w:rPr>
-          <w:rFonts w:ascii="Abadi" w:hAnsi="Abadi"/>
-        </w:rPr>
-      </w:pPr>
-      <w:r>
-        <w:rPr>
-          <w:rFonts w:ascii="Abadi" w:hAnsi="Abadi"/>
-        </w:rPr>
-        <w:t xml:space="preserve">Entre, por una parte, </w:t>
-      </w:r>
-      <w:r>
-        <w:rPr>
-          <w:rFonts w:ascii="Abadi" w:hAnsi="Abadi"/>
-          <w:b/>
-          <w:bCs/>
-        </w:rPr>
-        <w:t>[Nombre del Cedente]</w:t>
-      </w:r>
-      <w:r>
-        <w:rPr>
-          <w:rFonts w:ascii="Abadi" w:hAnsi="Abadi"/>
-        </w:rPr>
-        <w:t xml:space="preserve">, dominicano, mayor de edad, titular de la Cédula de Identidad y Electoral No. [Número], domiciliado y residente en [Dirección completa], quien en lo adelante del presente contrato se denominará </w:t>
-      </w:r>
-      <w:r>
-        <w:rPr>
-          <w:rFonts w:ascii="Abadi" w:hAnsi="Abadi"/>
-          <w:b/>
-          <w:bCs/>
-        </w:rPr>
-        <w:t>EL CEDENTE</w:t>
-      </w:r>
-      <w:r>
-        <w:rPr>
-          <w:rFonts w:ascii="Abadi" w:hAnsi="Abadi"/>
-        </w:rPr>
-        <w:t>;</w:t>
-      </w:r>
-    </w:p>
-    <w:p>
-      <w:pPr>
-        <w:jc w:val="both"/>
-        <w:rPr>
-          <w:rFonts w:ascii="Abadi" w:hAnsi="Abadi"/>
-        </w:rPr>
-      </w:pPr>
-      <w:r>
-        <w:rPr>
-          <w:rFonts w:ascii="Abadi" w:hAnsi="Abadi"/>
-        </w:rPr>
-        <w:t xml:space="preserve">Y de la otra parte, </w:t>
-      </w:r>
-      <w:r>
-        <w:rPr>
-          <w:rFonts w:ascii="Abadi" w:hAnsi="Abadi"/>
-          <w:b/>
-          <w:bCs/>
-        </w:rPr>
-        <w:t>[Nombre del Cesionario]</w:t>
-      </w:r>
-      <w:r>
-        <w:rPr>
-          <w:rFonts w:ascii="Abadi" w:hAnsi="Abadi"/>
-        </w:rPr>
-        <w:t xml:space="preserve">, dominicano, mayor de edad, titular de la Cédula de Identidad y Electoral No. [Número], domiciliado y residente en [Dirección completa], quien en lo adelante del presente contrato se denominará </w:t>
-      </w:r>
-      <w:r>
-        <w:rPr>
-          <w:rFonts w:ascii="Abadi" w:hAnsi="Abadi"/>
-          <w:b/>
-          <w:bCs/>
+          <w:sz w:val="28"/>
+          <w:szCs w:val="28"/>
+        </w:rPr>
+      </w:pPr>
+      <w:r>
+        <w:rPr>
+          <w:rFonts w:ascii="Abadi" w:hAnsi="Abadi"/>
+          <w:sz w:val="28"/>
+          <w:szCs w:val="28"/>
+        </w:rPr>
+        <w:t>ACTO DE CESIÓN DE CRÉDITO</w:t>
+      </w:r>
+    </w:p>
+    <w:p>
+      <w:pPr>
+        <w:spacing w:after="0" w:line="240" w:lineRule="auto"/>
+        <w:jc w:val="both"/>
+        <w:rPr>
+          <w:rFonts w:ascii="Abadi" w:hAnsi="Abadi"/>
+          <w:sz w:val="28"/>
+          <w:szCs w:val="28"/>
+        </w:rPr>
+      </w:pPr>
+    </w:p>
+    <w:p>
+      <w:pPr>
+        <w:spacing w:after="0" w:line="240" w:lineRule="auto"/>
+        <w:jc w:val="both"/>
+        <w:rPr>
+          <w:rFonts w:ascii="Abadi" w:hAnsi="Abadi"/>
+          <w:sz w:val="28"/>
+          <w:szCs w:val="28"/>
+        </w:rPr>
+      </w:pPr>
+      <w:r>
+        <w:rPr>
+          <w:rFonts w:ascii="Abadi" w:hAnsi="Abadi"/>
+          <w:sz w:val="28"/>
+          <w:szCs w:val="28"/>
+        </w:rPr>
+        <w:t>ENTRE: Por una parte, {{TRATAMIENTO_CEDENTE}} {{NOMBRE_CEDENTE}}, de nacionalidad {{NACIONALIDAD_CEDENTE}}, mayor de edad, estado civil {{ESTADO CIVIL_CEDENTE}}, titular de {{DOCUMENTO IDENTIDAD_CEDENTE}}, domiciliado y residente en {{DIRECCION O DOMICILIO_CEDENTE}}, quien en lo adelante del presente contrato se denominará EL CEDENTE;</w:t>
+      </w:r>
+    </w:p>
+    <w:p>
+      <w:pPr>
+        <w:spacing w:after="0" w:line="240" w:lineRule="auto"/>
+        <w:jc w:val="both"/>
+        <w:rPr>
+          <w:rFonts w:ascii="Abadi" w:hAnsi="Abadi"/>
+          <w:sz w:val="28"/>
+          <w:szCs w:val="28"/>
+        </w:rPr>
+      </w:pPr>
+    </w:p>
+    <w:p>
+      <w:pPr>
+        <w:spacing w:after="0" w:line="240" w:lineRule="auto"/>
+        <w:jc w:val="both"/>
+        <w:rPr>
+          <w:rFonts w:ascii="Abadi" w:hAnsi="Abadi"/>
+          <w:sz w:val="28"/>
+          <w:szCs w:val="28"/>
+        </w:rPr>
+      </w:pPr>
+      <w:r>
+        <w:rPr>
+          <w:rFonts w:ascii="Abadi" w:hAnsi="Abadi"/>
+          <w:sz w:val="28"/>
+          <w:szCs w:val="28"/>
+        </w:rPr>
+        <w:t>Y de la otra parte, {{TRATAMIENTO_CESIONARIO}} {{NOMBRE_CESIONARIO}}, de nacionalidad {{NACIONALIDAD_CESIONARIO}}, mayor de edad, estado civil {{ESTADO CIVIL_CESIONARIO}}, titular de {{DOCUMENTO IDENTIDAD_CESIONARIO}}, domiciliado y residente en {{DIRECCION O DOMICILIO_CESIONARIO}}, quien en lo adelante del presente contrato se denominará EL CESIONARIO.</w:t>
+      </w:r>
+    </w:p>
+    <w:p>
+      <w:pPr>
+        <w:spacing w:after="0" w:line="240" w:lineRule="auto"/>
+        <w:jc w:val="both"/>
+        <w:rPr>
+          <w:rFonts w:ascii="Abadi" w:hAnsi="Abadi"/>
+          <w:sz w:val="28"/>
+          <w:szCs w:val="28"/>
+        </w:rPr>
+      </w:pPr>
+    </w:p>
+    <w:p>
+      <w:pPr>
+        <w:spacing w:after="0" w:line="240" w:lineRule="auto"/>
+        <w:jc w:val="both"/>
+        <w:rPr>
+          <w:rFonts w:ascii="Abadi" w:hAnsi="Abadi"/>
+          <w:sz w:val="28"/>
+          <w:szCs w:val="28"/>
+        </w:rPr>
+      </w:pPr>
+      <w:r>
+        <w:rPr>
+          <w:rFonts w:ascii="Abadi" w:hAnsi="Abadi"/>
+          <w:sz w:val="28"/>
+          <w:szCs w:val="28"/>
+        </w:rPr>
+        <w:t>EL CEDENTE y EL CESIONARIO conjuntamente se denominarán “Las Partes”.</w:t>
+      </w:r>
+    </w:p>
+    <w:p>
+      <w:pPr>
+        <w:spacing w:after="0" w:line="240" w:lineRule="auto"/>
+        <w:jc w:val="both"/>
+        <w:rPr>
+          <w:rFonts w:ascii="Abadi" w:hAnsi="Abadi"/>
+          <w:sz w:val="28"/>
+          <w:szCs w:val="28"/>
+        </w:rPr>
+      </w:pPr>
+    </w:p>
+    <w:p>
+      <w:pPr>
+        <w:spacing w:after="0" w:line="240" w:lineRule="auto"/>
+        <w:jc w:val="center"/>
+        <w:rPr>
+          <w:rFonts w:ascii="Abadi" w:hAnsi="Abadi"/>
+          <w:sz w:val="28"/>
+          <w:szCs w:val="28"/>
+        </w:rPr>
+      </w:pPr>
+      <w:r>
+        <w:rPr>
+          <w:rFonts w:ascii="Abadi" w:hAnsi="Abadi"/>
+          <w:sz w:val="28"/>
+          <w:szCs w:val="28"/>
+        </w:rPr>
+        <w:t>P R E A M B U L O:</w:t>
+      </w:r>
+    </w:p>
+    <w:p>
+      <w:pPr>
+        <w:spacing w:after="0" w:line="240" w:lineRule="auto"/>
+        <w:jc w:val="both"/>
+        <w:rPr>
+          <w:rFonts w:ascii="Abadi" w:hAnsi="Abadi"/>
+          <w:sz w:val="28"/>
+          <w:szCs w:val="28"/>
+        </w:rPr>
+      </w:pPr>
+    </w:p>
+    <w:p>
+      <w:pPr>
+        <w:spacing w:after="0" w:line="240" w:lineRule="auto"/>
+        <w:jc w:val="both"/>
+        <w:rPr>
+          <w:rFonts w:ascii="Abadi" w:hAnsi="Abadi"/>
+          <w:sz w:val="28"/>
+          <w:szCs w:val="28"/>
+        </w:rPr>
+      </w:pPr>
+      <w:r>
+        <w:rPr>
+          <w:rFonts w:ascii="Abadi" w:hAnsi="Abadi"/>
+          <w:sz w:val="28"/>
+          <w:szCs w:val="28"/>
+        </w:rPr>
+        <w:t>EL CEDENTE declara que es titular de un crédito frente a {{TRATAMIENTO_DEUDOR_CEDIDO}} {{NOMBRE_DEUDOR_CEDIDO}} (en lo adelante el DEUDOR), por la suma de {{MONTO_CREDITO_LETRAS}} ({{MONEDA_CONTRATO}} {{MONTO_CREDITO_NUMEROS}}), según consta en el documento denominado {{DOCUMENTO_ORIGEN_CREDITO}}, de fecha {{FECHA_DOCUMENTO_ORIGEN}}.</w:t>
+      </w:r>
+    </w:p>
+    <w:p>
+      <w:pPr>
+        <w:spacing w:after="0" w:line="240" w:lineRule="auto"/>
+        <w:jc w:val="both"/>
+        <w:rPr>
+          <w:rFonts w:ascii="Abadi" w:hAnsi="Abadi"/>
+          <w:sz w:val="28"/>
+          <w:szCs w:val="28"/>
+        </w:rPr>
+      </w:pPr>
+    </w:p>
+    <w:p>
+      <w:pPr>
+        <w:spacing w:after="0" w:line="240" w:lineRule="auto"/>
+        <w:jc w:val="center"/>
+        <w:rPr>
+          <w:rFonts w:ascii="Abadi" w:hAnsi="Abadi"/>
+          <w:sz w:val="28"/>
+          <w:szCs w:val="28"/>
+        </w:rPr>
+      </w:pPr>
+      <w:r>
+        <w:rPr>
+          <w:rFonts w:ascii="Abadi" w:hAnsi="Abadi"/>
+          <w:sz w:val="28"/>
+          <w:szCs w:val="28"/>
+        </w:rPr>
+        <w:t>CLÁUSULAS</w:t>
+      </w:r>
+    </w:p>
+    <w:p>
+      <w:pPr>
+        <w:spacing w:after="0" w:line="240" w:lineRule="auto"/>
+        <w:jc w:val="both"/>
+        <w:rPr>
+          <w:rFonts w:ascii="Abadi" w:hAnsi="Abadi"/>
+          <w:sz w:val="28"/>
+          <w:szCs w:val="28"/>
+        </w:rPr>
+      </w:pPr>
+    </w:p>
+    <w:p>
+      <w:pPr>
+        <w:spacing w:after="0" w:line="240" w:lineRule="auto"/>
+        <w:jc w:val="both"/>
+        <w:rPr>
+          <w:rFonts w:ascii="Abadi" w:hAnsi="Abadi"/>
+          <w:sz w:val="28"/>
+          <w:szCs w:val="28"/>
+        </w:rPr>
+      </w:pPr>
+      <w:r>
+        <w:rPr>
+          <w:rFonts w:ascii="Abadi" w:hAnsi="Abadi"/>
+          <w:sz w:val="28"/>
+          <w:szCs w:val="28"/>
+        </w:rPr>
+        <w:t>PRIMERA: Objeto de la Cesión. EL CEDENTE, por medio del presente acto, cede y transfiere a favor de EL CESIONARIO, quien acepta, el crédito mencionado en las declaraciones anteriores, incluyendo el principal, intereses devengados, garantías y accesorios que le correspondan.</w:t>
+      </w:r>
+    </w:p>
+    <w:p>
+      <w:pPr>
+        <w:spacing w:after="0" w:line="240" w:lineRule="auto"/>
+        <w:jc w:val="both"/>
+        <w:rPr>
+          <w:rFonts w:ascii="Abadi" w:hAnsi="Abadi"/>
+          <w:sz w:val="28"/>
+          <w:szCs w:val="28"/>
+        </w:rPr>
+      </w:pPr>
+    </w:p>
+    <w:p>
+      <w:pPr>
+        <w:spacing w:after="0" w:line="240" w:lineRule="auto"/>
+        <w:jc w:val="both"/>
+        <w:rPr>
+          <w:rFonts w:ascii="Abadi" w:hAnsi="Abadi"/>
+          <w:sz w:val="28"/>
+          <w:szCs w:val="28"/>
+        </w:rPr>
+      </w:pPr>
+      <w:r>
+        <w:rPr>
+          <w:rFonts w:ascii="Abadi" w:hAnsi="Abadi"/>
+          <w:sz w:val="28"/>
+          <w:szCs w:val="28"/>
+        </w:rPr>
+        <w:t>SEGUNDA: Precio de la Cesión. La presente cesión se realiza por la suma de {{PRECIO_CESION_LETRAS}} ({{MONEDA_CONTRATO}} {{PRECIO_CESION_NUMEROS}}), la cual EL CEDENTE declara haber recibido a su entera satisfacción de manos de EL CESIONARIO mediante {{FORMA_DE_PAGO}}.</w:t>
+      </w:r>
+    </w:p>
+    <w:p>
+      <w:pPr>
+        <w:spacing w:after="0" w:line="240" w:lineRule="auto"/>
+        <w:jc w:val="both"/>
+        <w:rPr>
+          <w:rFonts w:ascii="Abadi" w:hAnsi="Abadi"/>
+          <w:sz w:val="28"/>
+          <w:szCs w:val="28"/>
+        </w:rPr>
+      </w:pPr>
+    </w:p>
+    <w:p>
+      <w:pPr>
+        <w:spacing w:after="0" w:line="240" w:lineRule="auto"/>
+        <w:jc w:val="both"/>
+        <w:rPr>
+          <w:rFonts w:ascii="Abadi" w:hAnsi="Abadi"/>
+          <w:sz w:val="28"/>
+          <w:szCs w:val="28"/>
+        </w:rPr>
+      </w:pPr>
+      <w:r>
+        <w:rPr>
+          <w:rFonts w:ascii="Abadi" w:hAnsi="Abadi"/>
+          <w:sz w:val="28"/>
+          <w:szCs w:val="28"/>
+        </w:rPr>
+        <w:t xml:space="preserve">TERCERA: Garantía de Existencia (Garantía de Hecho). EL CEDENTE garantiza a EL CESIONARIO la existencia y legitimidad del crédito al tiempo de la cesión, así como su calidad de titular </w:t>
+      </w:r>
+      <w:r>
+        <w:rPr>
+          <w:rFonts w:ascii="Abadi" w:hAnsi="Abadi"/>
+          <w:sz w:val="28"/>
+          <w:szCs w:val="28"/>
+        </w:rPr>
+        <w:t>de este</w:t>
+      </w:r>
+      <w:r>
+        <w:rPr>
+          <w:rFonts w:ascii="Abadi" w:hAnsi="Abadi"/>
+          <w:sz w:val="28"/>
+          <w:szCs w:val="28"/>
+        </w:rPr>
+        <w:t>, de acuerdo con lo establecido en el Artículo 1693 del Código Civil.</w:t>
+      </w:r>
+    </w:p>
+    <w:p>
+      <w:pPr>
+        <w:spacing w:after="0" w:line="240" w:lineRule="auto"/>
+        <w:jc w:val="both"/>
+        <w:rPr>
+          <w:rFonts w:ascii="Abadi" w:hAnsi="Abadi"/>
+          <w:sz w:val="28"/>
+          <w:szCs w:val="28"/>
+        </w:rPr>
+      </w:pPr>
+    </w:p>
+    <w:p>
+      <w:pPr>
+        <w:spacing w:after="0" w:line="240" w:lineRule="auto"/>
+        <w:jc w:val="both"/>
+        <w:rPr>
+          <w:rFonts w:ascii="Abadi" w:hAnsi="Abadi"/>
+          <w:sz w:val="28"/>
+          <w:szCs w:val="28"/>
+        </w:rPr>
+      </w:pPr>
+      <w:r>
+        <w:rPr>
+          <w:rFonts w:ascii="Abadi" w:hAnsi="Abadi"/>
+          <w:sz w:val="28"/>
+          <w:szCs w:val="28"/>
+        </w:rPr>
+        <w:t>CUARTA: Notificación al Deudor. Las partes acuerdan que EL CESIONARIO será responsable de realizar la notificación legal de la presente cesión al DEUDOR mediante Acto de Alguacil, a los fines de que la misma sea oponible a este y a terceros, según el Artículo 1690 del Código Civil.</w:t>
+      </w:r>
+    </w:p>
+    <w:p>
+      <w:pPr>
+        <w:spacing w:after="0" w:line="240" w:lineRule="auto"/>
+        <w:jc w:val="both"/>
+        <w:rPr>
+          <w:rFonts w:ascii="Abadi" w:hAnsi="Abadi"/>
+          <w:sz w:val="28"/>
+          <w:szCs w:val="28"/>
+        </w:rPr>
+      </w:pPr>
+    </w:p>
+    <w:p>
+      <w:pPr>
+        <w:spacing w:after="0" w:line="240" w:lineRule="auto"/>
+        <w:jc w:val="both"/>
+        <w:rPr>
+          <w:rFonts w:ascii="Abadi" w:hAnsi="Abadi"/>
+          <w:sz w:val="28"/>
+          <w:szCs w:val="28"/>
+        </w:rPr>
+      </w:pPr>
+      <w:r>
+        <w:rPr>
+          <w:rFonts w:ascii="Abadi" w:hAnsi="Abadi"/>
+          <w:sz w:val="28"/>
+          <w:szCs w:val="28"/>
+        </w:rPr>
+        <w:t>QUINTA: Subrogación. A partir de la firma del presente contrato, EL CESIONARIO se subroga en todos los derechos, acciones y privilegios que EL CEDENTE tenía contra el DEUDOR.</w:t>
+      </w:r>
+    </w:p>
+    <w:p>
+      <w:pPr>
+        <w:spacing w:after="0" w:line="240" w:lineRule="auto"/>
+        <w:jc w:val="both"/>
+        <w:rPr>
+          <w:rFonts w:ascii="Abadi" w:hAnsi="Abadi"/>
+          <w:sz w:val="28"/>
+          <w:szCs w:val="28"/>
+        </w:rPr>
+      </w:pPr>
+    </w:p>
+    <w:p>
+      <w:pPr>
+        <w:spacing w:after="0" w:line="240" w:lineRule="auto"/>
+        <w:jc w:val="both"/>
+        <w:rPr>
+          <w:rFonts w:ascii="Abadi" w:hAnsi="Abadi"/>
+          <w:sz w:val="28"/>
+          <w:szCs w:val="28"/>
+        </w:rPr>
+      </w:pPr>
+      <w:r>
+        <w:rPr>
+          <w:rFonts w:ascii="Abadi" w:hAnsi="Abadi"/>
+          <w:sz w:val="28"/>
+          <w:szCs w:val="28"/>
+        </w:rPr>
+        <w:lastRenderedPageBreak/>
+        <w:t>SEXTA: Elección de Domicilio. Para la ejecución del presente contrato y sus consecuencias legales, las partes eligen domicilio en sus respectivas residencias mencionadas anteriormente.</w:t>
+      </w:r>
+    </w:p>
+    <w:p>
+      <w:pPr>
+        <w:spacing w:after="0" w:line="240" w:lineRule="auto"/>
+        <w:jc w:val="both"/>
+        <w:rPr>
+          <w:rFonts w:ascii="Abadi" w:hAnsi="Abadi"/>
+          <w:sz w:val="28"/>
+          <w:szCs w:val="28"/>
+        </w:rPr>
+      </w:pPr>
+    </w:p>
+    <w:p>
+      <w:pPr>
+        <w:spacing w:after="0" w:line="240" w:lineRule="auto"/>
+        <w:jc w:val="both"/>
+        <w:rPr>
+          <w:rFonts w:ascii="Abadi" w:hAnsi="Abadi"/>
+          <w:sz w:val="28"/>
+          <w:szCs w:val="28"/>
+        </w:rPr>
+      </w:pPr>
+      <w:r>
+        <w:rPr>
+          <w:rFonts w:ascii="Abadi" w:hAnsi="Abadi"/>
+          <w:sz w:val="28"/>
+          <w:szCs w:val="28"/>
+        </w:rPr>
+        <w:t>SÉPTIMA: Derecho Común. Para lo no previsto en este contrato, las partes se remiten a las disposiciones del Código Civil de la República Dominicana.</w:t>
+      </w:r>
+    </w:p>
+    <w:p>
+      <w:pPr>
+        <w:spacing w:after="0" w:line="240" w:lineRule="auto"/>
+        <w:jc w:val="both"/>
+        <w:rPr>
+          <w:rFonts w:ascii="Abadi" w:hAnsi="Abadi"/>
+          <w:sz w:val="28"/>
+          <w:szCs w:val="28"/>
+        </w:rPr>
+      </w:pPr>
+    </w:p>
+    <w:p>
+      <w:pPr>
+        <w:spacing w:after="0" w:line="240" w:lineRule="auto"/>
+        <w:jc w:val="both"/>
+        <w:rPr>
+          <w:rFonts w:ascii="Abadi" w:hAnsi="Abadi"/>
+          <w:sz w:val="28"/>
+          <w:szCs w:val="28"/>
+        </w:rPr>
+      </w:pPr>
+      <w:r>
+        <w:rPr>
+          <w:rFonts w:ascii="Abadi" w:hAnsi="Abadi"/>
+          <w:sz w:val="28"/>
+          <w:szCs w:val="28"/>
+        </w:rPr>
+        <w:t>Hecho en dos (2) originales de un mismo tenor y efecto, uno para cada una de las partes, en la ciudad de {{CIUDAD_FIRMA}}, República Dominicana, a los {{DIA_TEXTO}} ({{DIA_NUMERO}}) días del mes de {{MES_TEXTO}} del año {{AÑO_TEXTO}} ({{AÑO_NUMERO}}).</w:t>
+      </w:r>
+    </w:p>
+    <w:p>
+      <w:pPr>
+        <w:spacing w:after="0" w:line="240" w:lineRule="auto"/>
+        <w:jc w:val="both"/>
+        <w:rPr>
+          <w:rFonts w:ascii="Abadi" w:hAnsi="Abadi"/>
+          <w:sz w:val="28"/>
+          <w:szCs w:val="28"/>
+        </w:rPr>
+      </w:pPr>
+    </w:p>
+    <w:p>
+      <w:pPr>
+        <w:spacing w:after="0" w:line="240" w:lineRule="auto"/>
+        <w:jc w:val="both"/>
+        <w:rPr>
+          <w:rFonts w:ascii="Abadi" w:hAnsi="Abadi"/>
+          <w:sz w:val="28"/>
+          <w:szCs w:val="28"/>
+        </w:rPr>
+      </w:pPr>
+    </w:p>
+    <w:p>
+      <w:pPr>
+        <w:spacing w:after="0" w:line="240" w:lineRule="auto"/>
+        <w:jc w:val="both"/>
+        <w:rPr>
+          <w:rFonts w:ascii="Abadi" w:hAnsi="Abadi"/>
+          <w:sz w:val="28"/>
+          <w:szCs w:val="28"/>
+        </w:rPr>
+      </w:pPr>
+    </w:p>
+    <w:p>
+      <w:pPr>
+        <w:spacing w:after="0" w:line="240" w:lineRule="auto"/>
+        <w:jc w:val="both"/>
+        <w:rPr>
+          <w:rFonts w:ascii="Abadi" w:hAnsi="Abadi"/>
+          <w:sz w:val="28"/>
+          <w:szCs w:val="28"/>
+        </w:rPr>
+      </w:pPr>
+    </w:p>
+    <w:p>
+      <w:pPr>
+        <w:spacing w:after="0" w:line="240" w:lineRule="auto"/>
+        <w:jc w:val="center"/>
+        <w:rPr>
+          <w:rFonts w:ascii="Abadi" w:hAnsi="Abadi"/>
+          <w:sz w:val="28"/>
+          <w:szCs w:val="28"/>
+        </w:rPr>
+      </w:pPr>
+      <w:r>
+        <w:rPr>
+          <w:rFonts w:ascii="Abadi" w:hAnsi="Abadi"/>
+          <w:sz w:val="28"/>
+          <w:szCs w:val="28"/>
+        </w:rPr>
+        <w:t xml:space="preserve">{{NOMBRE_CEDENTE}} </w:t>
+      </w:r>
+      <w:r>
+        <w:rPr>
+          <w:rFonts w:ascii="Abadi" w:hAnsi="Abadi"/>
+          <w:sz w:val="28"/>
+          <w:szCs w:val="28"/>
+        </w:rPr>
+        <w:tab/>
+      </w:r>
+      <w:r>
+        <w:rPr>
+          <w:rFonts w:ascii="Abadi" w:hAnsi="Abadi"/>
+          <w:sz w:val="28"/>
+          <w:szCs w:val="28"/>
+        </w:rPr>
+        <w:tab/>
+      </w:r>
+      <w:r>
+        <w:rPr>
+          <w:rFonts w:ascii="Abadi" w:hAnsi="Abadi"/>
+          <w:sz w:val="28"/>
+          <w:szCs w:val="28"/>
+        </w:rPr>
+        <w:tab/>
+      </w:r>
+      <w:r>
+        <w:rPr>
+          <w:rFonts w:ascii="Abadi" w:hAnsi="Abadi"/>
+          <w:sz w:val="28"/>
+          <w:szCs w:val="28"/>
+        </w:rPr>
+        <w:t>{{NOMBRE_CESIONARIO}}</w:t>
+      </w:r>
+    </w:p>
+    <w:p>
+      <w:pPr>
+        <w:spacing w:after="0" w:line="240" w:lineRule="auto"/>
+        <w:jc w:val="center"/>
+        <w:rPr>
+          <w:rFonts w:ascii="Abadi" w:hAnsi="Abadi"/>
+          <w:sz w:val="28"/>
+          <w:szCs w:val="28"/>
+        </w:rPr>
+      </w:pPr>
+      <w:r>
+        <w:rPr>
+          <w:rFonts w:ascii="Abadi" w:hAnsi="Abadi"/>
+          <w:sz w:val="28"/>
+          <w:szCs w:val="28"/>
+        </w:rPr>
+        <w:t xml:space="preserve">EL CEDENTE </w:t>
+      </w:r>
+      <w:r>
+        <w:rPr>
+          <w:rFonts w:ascii="Abadi" w:hAnsi="Abadi"/>
+          <w:sz w:val="28"/>
+          <w:szCs w:val="28"/>
+        </w:rPr>
+        <w:tab/>
+      </w:r>
+      <w:r>
+        <w:rPr>
+          <w:rFonts w:ascii="Abadi" w:hAnsi="Abadi"/>
+          <w:sz w:val="28"/>
+          <w:szCs w:val="28"/>
+        </w:rPr>
+        <w:tab/>
+      </w:r>
+      <w:r>
+        <w:rPr>
+          <w:rFonts w:ascii="Abadi" w:hAnsi="Abadi"/>
+          <w:sz w:val="28"/>
+          <w:szCs w:val="28"/>
+        </w:rPr>
+        <w:tab/>
+      </w:r>
+      <w:r>
+        <w:rPr>
+          <w:rFonts w:ascii="Abadi" w:hAnsi="Abadi"/>
+          <w:sz w:val="28"/>
+          <w:szCs w:val="28"/>
+        </w:rPr>
+        <w:tab/>
+      </w:r>
+      <w:r>
+        <w:rPr>
+          <w:rFonts w:ascii="Abadi" w:hAnsi="Abadi"/>
+          <w:sz w:val="28"/>
+          <w:szCs w:val="28"/>
+        </w:rPr>
+        <w:tab/>
+      </w:r>
+      <w:r>
+        <w:rPr>
+          <w:rFonts w:ascii="Abadi" w:hAnsi="Abadi"/>
+          <w:sz w:val="28"/>
+          <w:szCs w:val="28"/>
         </w:rPr>
         <w:t>EL CESIONARIO</w:t>
       </w:r>
-      <w:r>
-        <w:rPr>
-          <w:rFonts w:ascii="Abadi" w:hAnsi="Abadi"/>
-        </w:rPr>
-        <w:t>.</w:t>
-      </w:r>
-    </w:p>
-    <w:p>
-      <w:pPr>
-        <w:jc w:val="both"/>
-        <w:rPr>
-          <w:rFonts w:ascii="Abadi" w:hAnsi="Abadi"/>
-        </w:rPr>
-      </w:pPr>
-      <w:r>
-        <w:rPr>
-          <w:rFonts w:ascii="Abadi" w:hAnsi="Abadi"/>
-          <w:b/>
-          <w:bCs/>
-        </w:rPr>
-        <w:t>EL CEDENTE</w:t>
-      </w:r>
-      <w:r>
-        <w:rPr>
-          <w:rFonts w:ascii="Abadi" w:hAnsi="Abadi"/>
-        </w:rPr>
-        <w:t xml:space="preserve"> y </w:t>
-      </w:r>
-      <w:r>
-        <w:rPr>
-          <w:rFonts w:ascii="Abadi" w:hAnsi="Abadi"/>
-          <w:b/>
-          <w:bCs/>
-        </w:rPr>
-        <w:t>EL CESIONARIO</w:t>
-      </w:r>
-      <w:r>
-        <w:rPr>
-          <w:rFonts w:ascii="Abadi" w:hAnsi="Abadi"/>
-        </w:rPr>
-        <w:t xml:space="preserve"> conjuntamente se denominarán “Las Partes”.</w:t>
-      </w:r>
-    </w:p>
-    <w:p>
-      <w:pPr>
+    </w:p>
+    <w:p>
+      <w:pPr>
+        <w:spacing w:after="0" w:line="240" w:lineRule="auto"/>
+        <w:jc w:val="both"/>
+        <w:rPr>
+          <w:rFonts w:ascii="Abadi" w:hAnsi="Abadi"/>
+          <w:sz w:val="28"/>
+          <w:szCs w:val="28"/>
+        </w:rPr>
+      </w:pPr>
+    </w:p>
+    <w:p>
+      <w:pPr>
+        <w:spacing w:after="0" w:line="240" w:lineRule="auto"/>
+        <w:jc w:val="both"/>
+        <w:rPr>
+          <w:rFonts w:ascii="Abadi" w:hAnsi="Abadi"/>
+          <w:sz w:val="28"/>
+          <w:szCs w:val="28"/>
+        </w:rPr>
+      </w:pPr>
+    </w:p>
+    <w:p>
+      <w:pPr>
+        <w:spacing w:after="0" w:line="240" w:lineRule="auto"/>
+        <w:jc w:val="both"/>
+        <w:rPr>
+          <w:rFonts w:ascii="Abadi" w:hAnsi="Abadi"/>
+          <w:sz w:val="28"/>
+          <w:szCs w:val="28"/>
+        </w:rPr>
+      </w:pPr>
+      <w:r>
+        <w:rPr>
+          <w:rFonts w:ascii="Abadi" w:hAnsi="Abadi"/>
+          <w:sz w:val="28"/>
+          <w:szCs w:val="28"/>
+        </w:rPr>
+        <w:t xml:space="preserve">Yo, {{TRATAMIENTO_NOTARIO}} {{NOMBRE_NOTARIO}}, Abogado Notario Público de los del Número para el {{MUNICIPIO_NOTARIO}}, Debidamente Registrado en el Colegio De Notarios Inc. bajo la matrícula No. {{MATRICULA_NOTARIO}}, CERTIFICO Y DOY FE, que las firmas que anteceden en el presente </w:t>
+      </w:r>
+      <w:proofErr w:type="gramStart"/>
+      <w:r>
+        <w:rPr>
+          <w:rFonts w:ascii="Abadi" w:hAnsi="Abadi"/>
+          <w:sz w:val="28"/>
+          <w:szCs w:val="28"/>
+        </w:rPr>
+        <w:t>acto,</w:t>
+      </w:r>
+      <w:proofErr w:type="gramEnd"/>
+      <w:r>
+        <w:rPr>
+          <w:rFonts w:ascii="Abadi" w:hAnsi="Abadi"/>
+          <w:sz w:val="28"/>
+          <w:szCs w:val="28"/>
+        </w:rPr>
+        <w:t xml:space="preserve"> fueron puestas en mí presencia, libre y voluntariamente por los comparecientes {{NOMBRE_CEDENTE}} y {{NOMBRE_CESIONARIO}}, quienes me han declarado bajo la fe del juramento, que esas son las firmas que acostumbran a usar en todos los actos de sus vidas, tanto pública como privada, por lo que debe dárseles entera fe y crédito. En esta ciudad de {{CIUDAD_FIRMA}}, a los {{DIA_TEXTO}} ({{DIA_NUMERO}}) días del mes de {{MES_TEXTO}} del año {{AÑO_TEXTO}} ({{AÑO_NUMERO}}).</w:t>
+      </w:r>
+    </w:p>
+    <w:p>
+      <w:pPr>
+        <w:spacing w:after="0" w:line="240" w:lineRule="auto"/>
         <w:jc w:val="center"/>
         <w:rPr>
           <w:rFonts w:ascii="Abadi" w:hAnsi="Abadi"/>
-          <w:b/>
-          <w:bCs/>
-        </w:rPr>
-      </w:pPr>
-      <w:r>
-        <w:rPr>
-          <w:rFonts w:ascii="Abadi" w:hAnsi="Abadi"/>
-          <w:b/>
-          <w:bCs/>
-        </w:rPr>
-        <w:t>Declaraciones Previas</w:t>
-      </w:r>
-    </w:p>
-    <w:p>
-      <w:pPr>
-        <w:jc w:val="both"/>
-        <w:rPr>
-          <w:rFonts w:ascii="Abadi" w:hAnsi="Abadi"/>
-        </w:rPr>
-      </w:pPr>
-      <w:r>
-        <w:rPr>
-          <w:rFonts w:ascii="Abadi" w:hAnsi="Abadi"/>
-          <w:b/>
-          <w:bCs/>
-        </w:rPr>
-        <w:t>EL CEDENTE</w:t>
-      </w:r>
-      <w:r>
-        <w:rPr>
-          <w:rFonts w:ascii="Abadi" w:hAnsi="Abadi"/>
-        </w:rPr>
-        <w:t xml:space="preserve"> declara que es titular de un crédito frente al señor/empresa </w:t>
-      </w:r>
-      <w:r>
-        <w:rPr>
-          <w:rFonts w:ascii="Abadi" w:hAnsi="Abadi"/>
-          <w:b/>
-          <w:bCs/>
-        </w:rPr>
-        <w:t>[Nombre del Deudor]</w:t>
-      </w:r>
-      <w:r>
-        <w:rPr>
-          <w:rFonts w:ascii="Abadi" w:hAnsi="Abadi"/>
-        </w:rPr>
-        <w:t xml:space="preserve"> (en lo adelante el DEUDOR), por la suma de </w:t>
-      </w:r>
-      <w:r>
-        <w:rPr>
-          <w:rFonts w:ascii="Abadi" w:hAnsi="Abadi"/>
-          <w:b/>
-          <w:bCs/>
-        </w:rPr>
-        <w:t>[Monto en números y letras]</w:t>
-      </w:r>
-      <w:r>
-        <w:rPr>
-          <w:rFonts w:ascii="Abadi" w:hAnsi="Abadi"/>
-        </w:rPr>
-        <w:t>, según consta en el documento [Describir el pagaré, factura o contrato original] de fecha [Día] de [Mes] del año [Año].</w:t>
-      </w:r>
-    </w:p>
-    <w:p>
-      <w:pPr>
-        <w:jc w:val="both"/>
-        <w:rPr>
-          <w:rFonts w:ascii="Abadi" w:hAnsi="Abadi"/>
-          <w:b/>
-          <w:bCs/>
-        </w:rPr>
-      </w:pPr>
-      <w:r>
-        <w:rPr>
-          <w:rFonts w:ascii="Abadi" w:hAnsi="Abadi"/>
-          <w:b/>
-          <w:bCs/>
-        </w:rPr>
-        <w:t>Cláusulas</w:t>
-      </w:r>
-    </w:p>
-    <w:p>
-      <w:pPr>
-        <w:jc w:val="both"/>
-        <w:rPr>
-          <w:rFonts w:ascii="Abadi" w:hAnsi="Abadi"/>
-        </w:rPr>
-      </w:pPr>
-      <w:r>
-        <w:rPr>
-          <w:rFonts w:ascii="Abadi" w:hAnsi="Abadi"/>
-          <w:b/>
-          <w:bCs/>
-        </w:rPr>
-        <w:t>PRIMERA: Objeto de la Cesión.</w:t>
-      </w:r>
-      <w:r>
-        <w:rPr>
-          <w:rFonts w:ascii="Abadi" w:hAnsi="Abadi"/>
-        </w:rPr>
-        <w:t xml:space="preserve"> EL CEDENTE, por medio del presente acto, cede y transfiere a favor de EL CESIONARIO, quien acepta, el crédito mencionado en las declaraciones anteriores, incluyendo el principal, intereses devengados, garantías y accesorios que le correspondan.</w:t>
-      </w:r>
-    </w:p>
-    <w:p>
-      <w:pPr>
-        <w:jc w:val="both"/>
-        <w:rPr>
-          <w:rFonts w:ascii="Abadi" w:hAnsi="Abadi"/>
-        </w:rPr>
-      </w:pPr>
-      <w:r>
-        <w:rPr>
-          <w:rFonts w:ascii="Abadi" w:hAnsi="Abadi"/>
-          <w:b/>
-          <w:bCs/>
-        </w:rPr>
-        <w:t>SEGUNDA: Precio de la Cesión.</w:t>
-      </w:r>
-      <w:r>
-        <w:rPr>
-          <w:rFonts w:ascii="Abadi" w:hAnsi="Abadi"/>
-        </w:rPr>
-        <w:t xml:space="preserve"> La presente cesión se realiza por la suma de </w:t>
-      </w:r>
-      <w:r>
-        <w:rPr>
-          <w:rFonts w:ascii="Abadi" w:hAnsi="Abadi"/>
-          <w:b/>
-          <w:bCs/>
-        </w:rPr>
-        <w:t>[Monto acordado por la venta del crédito]</w:t>
-      </w:r>
-      <w:r>
-        <w:rPr>
-          <w:rFonts w:ascii="Abadi" w:hAnsi="Abadi"/>
-        </w:rPr>
-        <w:t>, la cual EL CEDENTE declara haber recibido a su entera satisfacción de manos de EL CESIONARIO [o establecer la forma de pago futura].</w:t>
-      </w:r>
-    </w:p>
-    <w:p>
-      <w:pPr>
-        <w:jc w:val="both"/>
-        <w:rPr>
-          <w:rFonts w:ascii="Abadi" w:hAnsi="Abadi"/>
-        </w:rPr>
-      </w:pPr>
-      <w:r>
-        <w:rPr>
-          <w:rFonts w:ascii="Abadi" w:hAnsi="Abadi"/>
-          <w:b/>
-          <w:bCs/>
-        </w:rPr>
-        <w:t>TERCERA: Garantía de Existencia (Garantía de Hecho).</w:t>
-      </w:r>
-      <w:r>
-        <w:rPr>
-          <w:rFonts w:ascii="Abadi" w:hAnsi="Abadi"/>
-        </w:rPr>
-        <w:t xml:space="preserve"> EL CEDENTE garantiza a EL CESIONARIO la existencia y legitimidad del crédito al tiempo de la cesión, así como su calidad de titular </w:t>
-      </w:r>
-      <w:proofErr w:type="gramStart"/>
-      <w:r>
-        <w:rPr>
-          <w:rFonts w:ascii="Abadi" w:hAnsi="Abadi"/>
-        </w:rPr>
-        <w:t>del mismo</w:t>
-      </w:r>
-      <w:proofErr w:type="gramEnd"/>
-      <w:r>
-        <w:rPr>
-          <w:rFonts w:ascii="Abadi" w:hAnsi="Abadi"/>
-        </w:rPr>
-        <w:t>, de acuerdo con lo establecido en el Artículo 1693 del Código Civil.</w:t>
-      </w:r>
-    </w:p>
-    <w:p>
-      <w:pPr>
-        <w:jc w:val="both"/>
-        <w:rPr>
-          <w:rFonts w:ascii="Abadi" w:hAnsi="Abadi"/>
-        </w:rPr>
-      </w:pPr>
-      <w:r>
-        <w:rPr>
-          <w:rFonts w:ascii="Abadi" w:hAnsi="Abadi"/>
-          <w:b/>
-          <w:bCs/>
-        </w:rPr>
-        <w:t>CUARTA: Notificación al Deudor.</w:t>
-      </w:r>
-      <w:r>
-        <w:rPr>
-          <w:rFonts w:ascii="Abadi" w:hAnsi="Abadi"/>
-        </w:rPr>
-        <w:t xml:space="preserve"> Las partes acuerdan que EL CESIONARIO será responsable de realizar la notificación legal de la presente cesión al DEUDOR mediante Acto de Alguacil, a los fines de que la misma sea oponible a este y a terceros, según el Artículo 1690 del Código Civil.</w:t>
-      </w:r>
-    </w:p>
-    <w:p>
-      <w:pPr>
-        <w:jc w:val="both"/>
-        <w:rPr>
-          <w:rFonts w:ascii="Abadi" w:hAnsi="Abadi"/>
-        </w:rPr>
-      </w:pPr>
-      <w:r>
-        <w:rPr>
-          <w:rFonts w:ascii="Abadi" w:hAnsi="Abadi"/>
-          <w:b/>
-          <w:bCs/>
-        </w:rPr>
-        <w:t>QUINTA: Subrogación.</w:t>
-      </w:r>
-      <w:r>
-        <w:rPr>
-          <w:rFonts w:ascii="Abadi" w:hAnsi="Abadi"/>
-        </w:rPr>
-        <w:t xml:space="preserve"> A partir de la firma del presente contrato, EL CESIONARIO se subroga en todos los derechos, acciones y privilegios que EL CEDENTE tenía contra el DEUDOR.</w:t>
-      </w:r>
-    </w:p>
-    <w:p>
-      <w:pPr>
-        <w:jc w:val="both"/>
-        <w:rPr>
-          <w:rFonts w:ascii="Abadi" w:hAnsi="Abadi"/>
-        </w:rPr>
-      </w:pPr>
-      <w:r>
-        <w:rPr>
-          <w:rFonts w:ascii="Abadi" w:hAnsi="Abadi"/>
-          <w:b/>
-          <w:bCs/>
-        </w:rPr>
-        <w:t>SEXTA: Elección de Domicilio.</w:t>
-      </w:r>
-      <w:r>
-        <w:rPr>
-          <w:rFonts w:ascii="Abadi" w:hAnsi="Abadi"/>
-        </w:rPr>
-        <w:t xml:space="preserve"> Para la ejecución del presente contrato y sus consecuencias legales, las partes eligen domicilio en sus respectivas residencias mencionadas anteriormente.</w:t>
-      </w:r>
-    </w:p>
-    <w:p>
-      <w:pPr>
-        <w:jc w:val="both"/>
-        <w:rPr>
-          <w:rFonts w:ascii="Abadi" w:hAnsi="Abadi"/>
-        </w:rPr>
-      </w:pPr>
-      <w:r>
-        <w:rPr>
-          <w:rFonts w:ascii="Abadi" w:hAnsi="Abadi"/>
-          <w:b/>
-          <w:bCs/>
-        </w:rPr>
-        <w:t>SÉPTIMA: Derecho Común.</w:t>
-      </w:r>
-      <w:r>
-        <w:rPr>
-          <w:rFonts w:ascii="Abadi" w:hAnsi="Abadi"/>
-        </w:rPr>
-        <w:t xml:space="preserve"> Para lo no previsto en este contrato, las partes se remiten a las disposiciones del Código Civil de la República Dominicana.</w:t>
-      </w:r>
-    </w:p>
-    <w:p>
-      <w:pPr>
-        <w:jc w:val="both"/>
-        <w:rPr>
-          <w:rFonts w:ascii="Abadi" w:hAnsi="Abadi"/>
-        </w:rPr>
-      </w:pPr>
-      <w:r>
-        <w:rPr>
-          <w:rFonts w:ascii="Abadi" w:hAnsi="Abadi"/>
-        </w:rPr>
-        <w:lastRenderedPageBreak/>
-        <w:t>Hecho en dos (2) originales de un mismo tenor y efecto, uno para cada una de las partes, en la ciudad de [Ciudad], República Dominicana, a los [Día] días del mes de [Mes] del año [Año].</w:t>
-      </w:r>
-    </w:p>
-    <w:p>
-      <w:pPr>
-        <w:jc w:val="both"/>
-        <w:rPr>
-          <w:rFonts w:ascii="Abadi" w:hAnsi="Abadi"/>
+          <w:sz w:val="28"/>
+          <w:szCs w:val="28"/>
+        </w:rPr>
+      </w:pPr>
+    </w:p>
+    <w:p>
+      <w:pPr>
+        <w:spacing w:after="0" w:line="240" w:lineRule="auto"/>
+        <w:jc w:val="center"/>
+        <w:rPr>
+          <w:rFonts w:ascii="Abadi" w:hAnsi="Abadi"/>
+          <w:sz w:val="28"/>
+          <w:szCs w:val="28"/>
+        </w:rPr>
+      </w:pPr>
+    </w:p>
+    <w:p>
+      <w:pPr>
+        <w:spacing w:after="0" w:line="240" w:lineRule="auto"/>
+        <w:jc w:val="center"/>
+        <w:rPr>
+          <w:rFonts w:ascii="Abadi" w:hAnsi="Abadi"/>
+          <w:sz w:val="28"/>
+          <w:szCs w:val="28"/>
+        </w:rPr>
+      </w:pPr>
+    </w:p>
+    <w:p>
+      <w:pPr>
+        <w:spacing w:after="0" w:line="240" w:lineRule="auto"/>
+        <w:jc w:val="center"/>
+        <w:rPr>
+          <w:rFonts w:ascii="Abadi" w:hAnsi="Abadi"/>
+          <w:sz w:val="28"/>
+          <w:szCs w:val="28"/>
+        </w:rPr>
+      </w:pPr>
+      <w:r>
+        <w:rPr>
+          <w:rFonts w:ascii="Abadi" w:hAnsi="Abadi"/>
+          <w:sz w:val="28"/>
+          <w:szCs w:val="28"/>
+        </w:rPr>
+        <w:t>{{NOMBRE_NOTARIO}}</w:t>
+      </w:r>
+    </w:p>
+    <w:p>
+      <w:pPr>
+        <w:spacing w:after="0" w:line="240" w:lineRule="auto"/>
+        <w:jc w:val="center"/>
+        <w:rPr>
+          <w:sz w:val="28"/>
+          <w:szCs w:val="28"/>
+        </w:rPr>
+      </w:pPr>
+      <w:r>
+        <w:rPr>
+          <w:rFonts w:ascii="Abadi" w:hAnsi="Abadi"/>
+          <w:sz w:val="28"/>
+          <w:szCs w:val="28"/>
+        </w:rPr>
+        <w:t>Notario Público</w:t>
+      </w:r>
+    </w:p>
+    <w:p>
+      <w:pPr>
+        <w:spacing w:after="0" w:line="240" w:lineRule="auto"/>
+        <w:jc w:val="both"/>
+        <w:rPr>
+          <w:sz w:val="28"/>
+          <w:szCs w:val="28"/>
         </w:rPr>
       </w:pPr>
     </w:p>
     <w:sectPr>
-      <w:pgSz w:w="11906" w:h="16838"/>
+      <w:pgSz w:w="12240" w:h="20160" w:code="121"/>
       <w:pgMar w:top="1417" w:right="1701" w:bottom="1417" w:left="1701" w:header="708" w:footer="708" w:gutter="0"/>
       <w:cols w:space="708"/>
       <w:docGrid w:linePitch="360"/>
@@ -1044,7 +1372,6 @@
   <w:style w:type="character" w:default="1" w:styleId="Fuentedeprrafopredeter">
     <w:name w:val="Default Paragraph Font"/>
     <w:uiPriority w:val="1"/>
-    <w:semiHidden/>
     <w:unhideWhenUsed/>
   </w:style>
   <w:style w:type="table" w:default="1" w:styleId="Tablanormal">
